--- a/public/cv/Moein_Esfahani_CV_Control_Automation_RTS.docx
+++ b/public/cv/Moein_Esfahani_CV_Control_Automation_RTS.docx
@@ -46,14 +46,73 @@
       <w:pPr>
         <w:spacing w:after="34"/>
         <w:jc w:val="center"/>
-      </w:pPr>
-      <w:r>
-        <w:rPr>
-          <w:color w:val="555555"/>
-          <w:sz w:val="16"/>
-          <w:szCs w:val="16"/>
-        </w:rPr>
-        <w:t>Montréal, QC, Canada   |   +1-581-578-7202   |   moien.esfahani1993@gmail.com   |   linkedin.com/in/moeinesfahani1993</w:t>
+        <w:rPr>
+          <w:color w:val="555555"/>
+          <w:sz w:val="16"/>
+          <w:szCs w:val="16"/>
+        </w:rPr>
+      </w:pPr>
+      <w:r>
+        <w:rPr>
+          <w:color w:val="555555"/>
+          <w:sz w:val="16"/>
+          <w:szCs w:val="16"/>
+        </w:rPr>
+        <w:t xml:space="preserve">Montréal, QC, Canada | +1-581-578-720 </w:t>
+      </w:r>
+      <w:r>
+        <w:rPr>
+          <w:color w:val="555555"/>
+          <w:sz w:val="16"/>
+          <w:szCs w:val="16"/>
+        </w:rPr>
+        <w:t>| moien.esfahani1993@gmail.com</w:t>
+      </w:r>
+      <w:r>
+        <w:rPr>
+          <w:color w:val="555555"/>
+          <w:sz w:val="16"/>
+          <w:szCs w:val="16"/>
+        </w:rPr>
+        <w:t xml:space="preserve"> | linkedin.com/in/moeinesfahani1993</w:t>
+      </w:r>
+      <w:r>
+        <w:rPr>
+          <w:color w:val="555555"/>
+          <w:sz w:val="16"/>
+          <w:szCs w:val="16"/>
+        </w:rPr>
+        <w:t xml:space="preserve"> | </w:t>
+      </w:r>
+    </w:p>
+    <w:p>
+      <w:pPr>
+        <w:spacing w:after="34"/>
+        <w:jc w:val="center"/>
+        <w:rPr>
+          <w:b/>
+          <w:bCs/>
+        </w:rPr>
+      </w:pPr>
+      <w:r>
+        <w:rPr>
+          <w:b/>
+          <w:bCs/>
+          <w:color w:val="555555"/>
+          <w:sz w:val="16"/>
+          <w:szCs w:val="16"/>
+        </w:rPr>
+        <w:t xml:space="preserve">Website: </w:t>
+      </w:r>
+      <w:r>
+        <w:rPr>
+          <w:b/>
+          <w:bCs/>
+          <w:color w:val="555555"/>
+          <w:sz w:val="16"/>
+          <w:szCs w:val="16"/>
+        </w:rPr>
+        <w:t>https://moeinesfahani.com/</w:t>
       </w:r>
     </w:p>
     <w:p>
@@ -181,7 +240,23 @@
         <w:t>protocol-solver mapping</w:t>
       </w:r>
       <w:r>
-        <w:t>, scaling, quality/status flags, device profiles, and gateway logic; EtherCAT, PROFINET, and EtherNet/IP industrial fieldbus.</w:t>
+        <w:t xml:space="preserve">, scaling, quality/status flags, device profiles, and gateway logic; </w:t>
+      </w:r>
+      <w:proofErr w:type="spellStart"/>
+      <w:r>
+        <w:t>EtherCAT</w:t>
+      </w:r>
+      <w:proofErr w:type="spellEnd"/>
+      <w:r>
+        <w:t xml:space="preserve">, PROFINET, and </w:t>
+      </w:r>
+      <w:proofErr w:type="spellStart"/>
+      <w:r>
+        <w:t>EtherNet</w:t>
+      </w:r>
+      <w:proofErr w:type="spellEnd"/>
+      <w:r>
+        <w:t>/IP industrial fieldbus.</w:t>
       </w:r>
     </w:p>
     <w:p>
@@ -204,7 +279,15 @@
         <w:t>:</w:t>
       </w:r>
       <w:r>
-        <w:t xml:space="preserve"> Real-time interface design and a custom time-domain simulation solver (numerical integration, state updates, convergence); endpoint time-synchronization, sampling/update-rate design, and execution budgeting; protocol latency, jitter, stale-data, and timeout handling for closed-loop timing; with OPAL-RT, RTDS, PREEMPT_RT Linux, FreeRTOS, and embedded RTOS.</w:t>
+        <w:t xml:space="preserve"> Real-time interface design and a custom time-domain simulation solver (numerical integration, state updates, convergence); endpoint time-synchronization, sampling/update-rate design, and execution budgeting; protocol latency, jitter, stale-data, and timeout handling for closed-loop timing; with OPAL-RT, RTDS, PREEMPT_RT Linux, </w:t>
+      </w:r>
+      <w:proofErr w:type="spellStart"/>
+      <w:r>
+        <w:t>FreeRTOS</w:t>
+      </w:r>
+      <w:proofErr w:type="spellEnd"/>
+      <w:r>
+        <w:t>, and embedded RTOS.</w:t>
       </w:r>
     </w:p>
     <w:p>
@@ -227,19 +310,7 @@
         <w:t>:</w:t>
       </w:r>
       <w:r>
-        <w:t xml:space="preserve"> C/C++, Python, and SQL on Raspberry Pi, embedded Linux, SoC, STM32, and Zynq</w:t>
-      </w:r>
-      <w:r>
-        <w:t xml:space="preserve"> </w:t>
-      </w:r>
-      <w:r>
-        <w:t xml:space="preserve">PYNQ; a </w:t>
-      </w:r>
-      <w:r>
-        <w:t>Protocol</w:t>
-      </w:r>
-      <w:r>
-        <w:t xml:space="preserve"> bridge with canonical data maps, plus test automation and logging.</w:t>
+        <w:t xml:space="preserve"> C/C++, Python, and SQL on Raspberry Pi, embedded Linux, SoC, STM32, and Zynq PYNQ; a Protocol bridge with canonical data maps, plus test automation and logging.</w:t>
       </w:r>
     </w:p>
     <w:p>
@@ -444,19 +515,7 @@
         <w:spacing w:before="70" w:after="14"/>
       </w:pPr>
       <w:r>
-        <w:t>• Defined the signal contract between the simulator and controller, including engineering units, scaling, sampling</w:t>
-      </w:r>
-      <w:r>
-        <w:t>/updating</w:t>
-      </w:r>
-      <w:r>
-        <w:t xml:space="preserve"> rates,</w:t>
-      </w:r>
-      <w:r>
-        <w:t xml:space="preserve"> </w:t>
-      </w:r>
-      <w:r>
-        <w:t>tele/com direction, status and quality flags, timeout/fallback states, and mapping of simulated grid variables to controller I/O points.</w:t>
+        <w:t>• Defined the signal contract between the simulator and controller, including engineering units, scaling, sampling/updating rates, tele/com direction, status and quality flags, timeout/fallback states, and mapping of simulated grid variables to controller I/O points.</w:t>
       </w:r>
     </w:p>
     <w:p>
@@ -476,7 +535,13 @@
         <w:t xml:space="preserve"> logic, Modbus TCP</w:t>
       </w:r>
       <w:r>
-        <w:t xml:space="preserve"> server/client and RTU slave/master , and GOOSE publisher/subscriber</w:t>
+        <w:t xml:space="preserve"> server/client and RTU slave/</w:t>
+      </w:r>
+      <w:r>
+        <w:t>master,</w:t>
+      </w:r>
+      <w:r>
+        <w:t xml:space="preserve"> and GOOSE publisher/subscriber</w:t>
       </w:r>
       <w:r>
         <w:t xml:space="preserve"> mappings, timing diagnostics, and I/O-handling routines for round-trip latency, jitter, stale-data detection, read/write acknowledgement, and controller-response validation.</w:t>
@@ -612,12 +677,29 @@
         </w:tabs>
         <w:spacing w:before="70" w:after="14"/>
       </w:pPr>
+    </w:p>
+    <w:p>
+      <w:pPr>
+        <w:tabs>
+          <w:tab w:val="right" w:pos="9026"/>
+        </w:tabs>
+        <w:spacing w:before="70" w:after="14"/>
+      </w:pPr>
+    </w:p>
+    <w:p>
+      <w:pPr>
+        <w:tabs>
+          <w:tab w:val="right" w:pos="9026"/>
+        </w:tabs>
+        <w:spacing w:before="70" w:after="14"/>
+      </w:pPr>
       <w:r>
         <w:rPr>
           <w:b/>
           <w:bCs/>
           <w:color w:val="1B3A6B"/>
         </w:rPr>
+        <w:lastRenderedPageBreak/>
         <w:t>Multi-Protocol Gateway &amp; Device Abstraction</w:t>
       </w:r>
       <w:r>
@@ -648,20 +730,7 @@
         <w:spacing w:after="40"/>
       </w:pPr>
       <w:r>
-        <w:lastRenderedPageBreak/>
-        <w:t>Built a gateway/device-abstraction layer around a common point model</w:t>
-      </w:r>
-      <w:r>
-        <w:t>,</w:t>
-      </w:r>
-      <w:r>
-        <w:t xml:space="preserve"> device profiles, register/point maps, scaling, data-quality flags, command priority, and protocol adapters</w:t>
-      </w:r>
-      <w:r>
-        <w:t>,</w:t>
-      </w:r>
-      <w:r>
-        <w:t xml:space="preserve"> so heterogeneous controllers and simulators integrate through one consistent interface instead of bespoke links.</w:t>
+        <w:t>Built a gateway/device-abstraction layer around a common point model, device profiles, register/point maps, scaling, data-quality flags, command priority, and protocol adapters, so heterogeneous controllers and simulators integrate through one consistent interface instead of bespoke links.</w:t>
       </w:r>
     </w:p>
     <w:p>
@@ -2198,6 +2267,7 @@
   <w:style w:type="character" w:default="1" w:styleId="DefaultParagraphFont">
     <w:name w:val="Default Paragraph Font"/>
     <w:uiPriority w:val="1"/>
+    <w:semiHidden/>
     <w:unhideWhenUsed/>
   </w:style>
   <w:style w:type="table" w:default="1" w:styleId="TableNormal">
